--- a/Tailored_CVs/Shinoy_A_P__Moller___Maersk_OT_A_Integration___Testing_Lead.docx
+++ b/Tailored_CVs/Shinoy_A_P__Moller___Maersk_OT_A_Integration___Testing_Lead.docx
@@ -70,7 +70,7 @@
           <w:b w:val="0"/>
           <w:sz w:val="19"/>
         </w:rPr>
-        <w:t>I am a QA Automation Engineer with over eight years of experience testing software products and financial systems. I build automated test frameworks using Selenium and Playwright, and I use Gemini Code Assist to streamline test generation. I am based in Amstelveen with a valid EU residence permit and can start right away.</w:t>
+        <w:t>I am a QA Automation Engineer with over eight years of experience testing software, validating complex workflows, and managing defects in regulated environments. My background includes building robust automation frameworks using Java Selenium and Playwright, alongside utilizing Gemini Code Assist to streamline test generation. I hold a valid EU residence permit and am ready to contribute to your testing and operational readiness activities.</w:t>
       </w:r>
     </w:p>
     <w:p>
@@ -288,7 +288,7 @@
           <w:b w:val="0"/>
           <w:sz w:val="18"/>
         </w:rPr>
-        <w:t>▸ Migrated testing frameworks to Playwright TypeScript for endtoend workflows, improving execution efficiency by 20% in complex microservices environments.</w:t>
+        <w:t>▸ Coordinated structured testing activities and executed test cases across complex integrated software and deployment phases.</w:t>
       </w:r>
     </w:p>
     <w:p>
@@ -301,7 +301,7 @@
           <w:b w:val="0"/>
           <w:sz w:val="18"/>
         </w:rPr>
-        <w:t>▸ Streamlined test generation and deployment scripts by utilizing AI tools like Gemini Code Assist to speed up delivery cycles.</w:t>
+        <w:t>▸ Managed defect tracking, classification, and resolution to ensure high system reliability before release.</w:t>
       </w:r>
     </w:p>
     <w:p>
@@ -314,7 +314,7 @@
           <w:b w:val="0"/>
           <w:sz w:val="18"/>
         </w:rPr>
-        <w:t>▸ Implemented CI/CD pipelines and ran scheduled regression test builds via Jenkins while managing underlying test environments with Terraform and AWS.</w:t>
+        <w:t>▸ Streamlined test generation and deployment scripts utilizing AI tools like Gemini Code Assist to speed up delivery.</w:t>
       </w:r>
     </w:p>
     <w:p>
@@ -327,7 +327,7 @@
           <w:b w:val="0"/>
           <w:sz w:val="18"/>
         </w:rPr>
-        <w:t>▸ Managed defect tracking on JIRA and maintained comprehensive test documentation to ensure alignment with business and operational requirements.</w:t>
+        <w:t>▸ Collaborated with crossfunctional engineering and operations teams to review requirements, track test evidence, and communicate quality status.</w:t>
       </w:r>
     </w:p>
     <w:p>
